--- a/Notebook/L4 - Request Parameter & Request Attribute with Forward & Redirect.docx
+++ b/Notebook/L4 - Request Parameter & Request Attribute with Forward & Redirect.docx
@@ -111,11 +111,8 @@
       </w:r>
     </w:p>
     <w:p>
-      <w:r>
-        <w:t>- Tốc độ: Nhanh hơn vì chỉ làm việc nội bộ bên trong server (chuyển data từ Servlet sang JSP).</w:t>
-      </w:r>
-    </w:p>
-    <w:p>
+      <w:bookmarkStart w:id="0" w:name="_GoBack"/>
+      <w:bookmarkEnd w:id="0"/>
       <w:r>
         <w:t>- Mục đích: Thường dùng để trao đổi dữ liệu nội bộ trên cùng một server.</w:t>
       </w:r>
@@ -225,8 +222,6 @@
         </w:rPr>
         <w:t>OK</w:t>
       </w:r>
-      <w:bookmarkStart w:id="0" w:name="_GoBack"/>
-      <w:bookmarkEnd w:id="0"/>
     </w:p>
     <w:sectPr>
       <w:pgSz w:w="12240" w:h="15840"/>
@@ -504,7 +499,7 @@
     <w:lsdException w:qFormat="1" w:unhideWhenUsed="0" w:uiPriority="10" w:semiHidden="0" w:name="Title"/>
     <w:lsdException w:uiPriority="99" w:name="Closing"/>
     <w:lsdException w:uiPriority="99" w:name="Signature"/>
-    <w:lsdException w:uiPriority="1" w:name="Default Paragraph Font"/>
+    <w:lsdException w:qFormat="1" w:uiPriority="1" w:name="Default Paragraph Font"/>
     <w:lsdException w:uiPriority="99" w:semiHidden="0" w:name="Body Text"/>
     <w:lsdException w:uiPriority="99" w:name="Body Text Indent"/>
     <w:lsdException w:qFormat="1" w:uiPriority="99" w:semiHidden="0" w:name="List Continue"/>
@@ -542,7 +537,7 @@
     <w:lsdException w:uiPriority="99" w:name="HTML Sample"/>
     <w:lsdException w:uiPriority="99" w:name="HTML Typewriter"/>
     <w:lsdException w:uiPriority="99" w:name="HTML Variable"/>
-    <w:lsdException w:uiPriority="99" w:name="Normal Table"/>
+    <w:lsdException w:qFormat="1" w:uiPriority="99" w:name="Normal Table"/>
     <w:lsdException w:uiPriority="99" w:name="annotation subject"/>
     <w:lsdException w:uiPriority="99" w:name="Table Simple 1"/>
     <w:lsdException w:uiPriority="99" w:name="Table Simple 2"/>
@@ -622,11 +617,11 @@
     <w:lsdException w:qFormat="1" w:unhideWhenUsed="0" w:uiPriority="72" w:semiHidden="0" w:name="Colorful List Accent 1"/>
     <w:lsdException w:qFormat="1" w:unhideWhenUsed="0" w:uiPriority="73" w:semiHidden="0" w:name="Colorful Grid Accent 1"/>
     <w:lsdException w:unhideWhenUsed="0" w:uiPriority="60" w:semiHidden="0" w:name="Light Shading Accent 2"/>
-    <w:lsdException w:unhideWhenUsed="0" w:uiPriority="61" w:semiHidden="0" w:name="Light List Accent 2"/>
+    <w:lsdException w:qFormat="1" w:unhideWhenUsed="0" w:uiPriority="61" w:semiHidden="0" w:name="Light List Accent 2"/>
     <w:lsdException w:unhideWhenUsed="0" w:uiPriority="62" w:semiHidden="0" w:name="Light Grid Accent 2"/>
     <w:lsdException w:unhideWhenUsed="0" w:uiPriority="63" w:semiHidden="0" w:name="Medium Shading 1 Accent 2"/>
     <w:lsdException w:unhideWhenUsed="0" w:uiPriority="64" w:semiHidden="0" w:name="Medium Shading 2 Accent 2"/>
-    <w:lsdException w:unhideWhenUsed="0" w:uiPriority="65" w:semiHidden="0" w:name="Medium List 1 Accent 2"/>
+    <w:lsdException w:qFormat="1" w:unhideWhenUsed="0" w:uiPriority="65" w:semiHidden="0" w:name="Medium List 1 Accent 2"/>
     <w:lsdException w:unhideWhenUsed="0" w:uiPriority="66" w:semiHidden="0" w:name="Medium List 2 Accent 2"/>
     <w:lsdException w:qFormat="1" w:unhideWhenUsed="0" w:uiPriority="67" w:semiHidden="0" w:name="Medium Grid 1 Accent 2"/>
     <w:lsdException w:qFormat="1" w:unhideWhenUsed="0" w:uiPriority="68" w:semiHidden="0" w:name="Medium Grid 2 Accent 2"/>
@@ -663,11 +658,11 @@
     <w:lsdException w:qFormat="1" w:unhideWhenUsed="0" w:uiPriority="71" w:semiHidden="0" w:name="Colorful Shading Accent 4"/>
     <w:lsdException w:qFormat="1" w:unhideWhenUsed="0" w:uiPriority="72" w:semiHidden="0" w:name="Colorful List Accent 4"/>
     <w:lsdException w:qFormat="1" w:unhideWhenUsed="0" w:uiPriority="73" w:semiHidden="0" w:name="Colorful Grid Accent 4"/>
-    <w:lsdException w:unhideWhenUsed="0" w:uiPriority="60" w:semiHidden="0" w:name="Light Shading Accent 5"/>
+    <w:lsdException w:qFormat="1" w:unhideWhenUsed="0" w:uiPriority="60" w:semiHidden="0" w:name="Light Shading Accent 5"/>
     <w:lsdException w:unhideWhenUsed="0" w:uiPriority="61" w:semiHidden="0" w:name="Light List Accent 5"/>
     <w:lsdException w:unhideWhenUsed="0" w:uiPriority="62" w:semiHidden="0" w:name="Light Grid Accent 5"/>
     <w:lsdException w:unhideWhenUsed="0" w:uiPriority="63" w:semiHidden="0" w:name="Medium Shading 1 Accent 5"/>
-    <w:lsdException w:unhideWhenUsed="0" w:uiPriority="64" w:semiHidden="0" w:name="Medium Shading 2 Accent 5"/>
+    <w:lsdException w:qFormat="1" w:unhideWhenUsed="0" w:uiPriority="64" w:semiHidden="0" w:name="Medium Shading 2 Accent 5"/>
     <w:lsdException w:unhideWhenUsed="0" w:uiPriority="65" w:semiHidden="0" w:name="Medium List 1 Accent 5"/>
     <w:lsdException w:unhideWhenUsed="0" w:uiPriority="66" w:semiHidden="0" w:name="Medium List 2 Accent 5"/>
     <w:lsdException w:qFormat="1" w:unhideWhenUsed="0" w:uiPriority="67" w:semiHidden="0" w:name="Medium Grid 1 Accent 5"/>
@@ -946,12 +941,14 @@
     <w:name w:val="Default Paragraph Font"/>
     <w:semiHidden/>
     <w:unhideWhenUsed/>
+    <w:qFormat/>
     <w:uiPriority w:val="1"/>
   </w:style>
   <w:style w:type="table" w:default="1" w:styleId="12">
     <w:name w:val="Normal Table"/>
     <w:semiHidden/>
     <w:unhideWhenUsed/>
+    <w:qFormat/>
     <w:uiPriority w:val="99"/>
     <w:tblPr>
       <w:tblCellMar>
@@ -1816,6 +1813,7 @@
   <w:style w:type="table" w:styleId="42">
     <w:name w:val="Light Shading Accent 5"/>
     <w:basedOn w:val="12"/>
+    <w:qFormat/>
     <w:uiPriority w:val="60"/>
     <w:pPr>
       <w:spacing w:after="0" w:line="240" w:lineRule="auto"/>
@@ -2200,6 +2198,7 @@
   <w:style w:type="table" w:styleId="46">
     <w:name w:val="Light List Accent 2"/>
     <w:basedOn w:val="12"/>
+    <w:qFormat/>
     <w:uiPriority w:val="61"/>
     <w:pPr>
       <w:spacing w:after="0" w:line="240" w:lineRule="auto"/>
@@ -5121,6 +5120,7 @@
   <w:style w:type="table" w:styleId="70">
     <w:name w:val="Medium Shading 2 Accent 5"/>
     <w:basedOn w:val="12"/>
+    <w:qFormat/>
     <w:uiPriority w:val="64"/>
     <w:pPr>
       <w:spacing w:after="0" w:line="240" w:lineRule="auto"/>
@@ -5631,6 +5631,7 @@
   <w:style w:type="table" w:styleId="74">
     <w:name w:val="Medium List 1 Accent 2"/>
     <w:basedOn w:val="12"/>
+    <w:qFormat/>
     <w:uiPriority w:val="65"/>
     <w:pPr>
       <w:spacing w:after="0" w:line="240" w:lineRule="auto"/>
@@ -12818,6 +12819,7 @@
     <w:name w:val="Heading 2 Char"/>
     <w:basedOn w:val="11"/>
     <w:link w:val="3"/>
+    <w:qFormat/>
     <w:uiPriority w:val="9"/>
     <w:rPr>
       <w:rFonts w:asciiTheme="majorHAnsi" w:hAnsiTheme="majorHAnsi" w:eastAsiaTheme="majorEastAsia" w:cstheme="majorBidi"/>
@@ -12837,6 +12839,7 @@
     <w:name w:val="Heading 3 Char"/>
     <w:basedOn w:val="11"/>
     <w:link w:val="4"/>
+    <w:qFormat/>
     <w:uiPriority w:val="9"/>
     <w:rPr>
       <w:rFonts w:asciiTheme="majorHAnsi" w:hAnsiTheme="majorHAnsi" w:eastAsiaTheme="majorEastAsia" w:cstheme="majorBidi"/>
@@ -12854,6 +12857,7 @@
     <w:name w:val="Title Char"/>
     <w:basedOn w:val="11"/>
     <w:link w:val="36"/>
+    <w:qFormat/>
     <w:uiPriority w:val="10"/>
     <w:rPr>
       <w:rFonts w:asciiTheme="majorHAnsi" w:hAnsiTheme="majorHAnsi" w:eastAsiaTheme="majorEastAsia" w:cstheme="majorBidi"/>
@@ -12868,6 +12872,7 @@
     <w:name w:val="Subtitle Char"/>
     <w:basedOn w:val="11"/>
     <w:link w:val="34"/>
+    <w:qFormat/>
     <w:uiPriority w:val="11"/>
     <w:rPr>
       <w:rFonts w:asciiTheme="majorHAnsi" w:hAnsiTheme="majorHAnsi" w:eastAsiaTheme="majorEastAsia" w:cstheme="majorBidi"/>
@@ -12898,18 +12903,21 @@
     <w:name w:val="Body Text Char"/>
     <w:basedOn w:val="11"/>
     <w:link w:val="13"/>
+    <w:qFormat/>
     <w:uiPriority w:val="99"/>
   </w:style>
   <w:style w:type="character" w:customStyle="1" w:styleId="145">
     <w:name w:val="Body Text 2 Char"/>
     <w:basedOn w:val="11"/>
     <w:link w:val="14"/>
+    <w:qFormat/>
     <w:uiPriority w:val="99"/>
   </w:style>
   <w:style w:type="character" w:customStyle="1" w:styleId="146">
     <w:name w:val="Body Text 3 Char"/>
     <w:basedOn w:val="11"/>
     <w:link w:val="15"/>
+    <w:qFormat/>
     <w:uiPriority w:val="99"/>
     <w:rPr>
       <w:sz w:val="16"/>
@@ -13106,6 +13114,7 @@
     <w:name w:val="Intense Quote Char"/>
     <w:basedOn w:val="11"/>
     <w:link w:val="156"/>
+    <w:qFormat/>
     <w:uiPriority w:val="30"/>
     <w:rPr>
       <w:b/>
